--- a/downloads/documents/04 Units/Unit 05 - Apparel and Textile Production and Design - Make It, Mend It, Wear It/Rubric 05 - Upcycle Challenge.docx
+++ b/downloads/documents/04 Units/Unit 05 - Apparel and Textile Production and Design - Make It, Mend It, Wear It/Rubric 05 - Upcycle Challenge.docx
@@ -646,7 +646,7 @@
               <w:jc w:val="left"/>
             </w:pPr>
             <w:r>
-              <w:t xml:space="preserve">Every day tools were out, this student put every needle and pin back in the tin, announced and picked up anything dropped, passed shears handle first with the blades closed, kept nothing in a pocket, cleaned the station and the floor around it, and bagged and labeled their material and pieces. They joined every count without being asked. All four days.</w:t>
+              <w:t xml:space="preserve">Every day tools were out, this student put every needle and pin back in the cushion or the kit, announced and picked up anything dropped, passed shears handle first with the blades closed, kept nothing in a pocket, cleaned the station and the floor around it, and bagged and labeled their material and pieces. They joined every count without being asked. All four days.</w:t>
             </w:r>
           </w:p>
         </w:tc>
@@ -839,7 +839,7 @@
         <w:pStyle w:val="Compact"/>
       </w:pPr>
       <w:r>
-        <w:t xml:space="preserve">Criterion 4 is scored across all four days the tools are out (Lessons 5.16, 5.17 Day 1, 5.17 Day 2, and the Lesson 5.18 Day 1 finishing window) from the daily clipboard, not from one observation. Keep the station cards with the counts; they are the record. A student who was absent for one of the four days is scored on the days they were present, noted on the notes line.</w:t>
+        <w:t xml:space="preserve">Criterion 4 is scored across all four days the tools are out (Lessons 5.16, 5.17 Day 1, 5.17 Day 2, and the Lesson 5.18 Day 1 finishing window) from the daily clipboard, not from one observation. Keep the station count sheets; they are the record. A student who was absent for one of the four days is scored on the days they were present, noted on the notes line.</w:t>
       </w:r>
     </w:p>
     <w:p>
